--- a/docs/architecture/docx/benchmark_plateformes_meteo.docx
+++ b/docs/architecture/docx/benchmark_plateformes_meteo.docx
@@ -3466,7 +3466,7 @@
         <w:t xml:space="preserve"> </w:t>
       </w:r>
       <w:r>
-        <w:t xml:space="preserve">(STAC export du catalogue Météo-France).</w:t>
+        <w:t xml:space="preserve">(STAC export du catalogue l’opérateur national).</w:t>
       </w:r>
     </w:p>
     <w:bookmarkEnd w:id="27"/>
@@ -3754,7 +3754,7 @@
         <w:t xml:space="preserve"> </w:t>
       </w:r>
       <w:r>
-        <w:t xml:space="preserve">plutôt que concurrence : Météo-France pourrait s’intégrer comme nœud Copernicus plutôt que de répliquer.</w:t>
+        <w:t xml:space="preserve">plutôt que concurrence : l’opérateur national pourrait s’intégrer comme nœud Copernicus plutôt que de répliquer.</w:t>
       </w:r>
     </w:p>
     <w:bookmarkEnd w:id="28"/>
@@ -5907,7 +5907,7 @@
         <w:t xml:space="preserve"> </w:t>
       </w:r>
       <w:r>
-        <w:t xml:space="preserve">: pour une plateforme française ou européenne, les options souveraines sont</w:t>
+        <w:t xml:space="preserve">: pour une plateforme nationale ou européenne, les options souveraines sont</w:t>
       </w:r>
       <w:r>
         <w:t xml:space="preserve"> </w:t>
@@ -7053,7 +7053,7 @@
         <w:t xml:space="preserve"> </w:t>
       </w:r>
       <w:r>
-        <w:t xml:space="preserve">est un facteur d’adoption fort. Copernicus, Planetary Computer, Earth Engine ont un avantage net. La cible française doit prévoir un compute partagé (Dask + Jupyter ou équivalent) dès le pilote.</w:t>
+        <w:t xml:space="preserve">est un facteur d’adoption fort. Copernicus, Planetary Computer, Earth Engine ont un avantage net. La cible nationale doit prévoir un compute partagé (Dask + Jupyter ou équivalent) dès le pilote.</w:t>
       </w:r>
     </w:p>
     <w:bookmarkEnd w:id="37"/>
@@ -7562,7 +7562,7 @@
         <w:t xml:space="preserve"> </w:t>
       </w:r>
       <w:r>
-        <w:t xml:space="preserve">(NOAA BDP, AWS Open Data, Earth Engine) génère plus d’innovation tiers que les modèles fermés. Une cible française devrait prévoir un</w:t>
+        <w:t xml:space="preserve">(NOAA BDP, AWS Open Data, Earth Engine) génère plus d’innovation tiers que les modèles fermés. Une cible nationale devrait prévoir un</w:t>
       </w:r>
       <w:r>
         <w:t xml:space="preserve"> </w:t>
@@ -8558,13 +8558,13 @@
     </w:tbl>
     <w:bookmarkEnd w:id="42"/>
     <w:bookmarkEnd w:id="43"/>
-    <w:bookmarkStart w:id="47" w:name="X35eb66d9d7cfc7c7479d163af8d45feec841d90"/>
+    <w:bookmarkStart w:id="47" w:name="Xd281b94ab7671511c56dd9c8191a388fbe30c2d"/>
     <w:p>
       <w:pPr>
         <w:pStyle w:val="Heading1"/>
       </w:pPr>
       <w:r>
-        <w:t xml:space="preserve">6. Quelle cible française au regard de ce benchmark ?</w:t>
+        <w:t xml:space="preserve">6. Quelle cible nationale au regard de ce benchmark ?</w:t>
       </w:r>
     </w:p>
     <w:bookmarkStart w:id="44" w:name="diagnostic-synthétique"/>
@@ -8597,7 +8597,7 @@
         <w:t xml:space="preserve"> </w:t>
       </w:r>
       <w:r>
-        <w:t xml:space="preserve">comme cible française :</w:t>
+        <w:t xml:space="preserve">comme cible nationale :</w:t>
       </w:r>
     </w:p>
     <w:p>
@@ -8971,13 +8971,13 @@
       </w:r>
     </w:p>
     <w:bookmarkEnd w:id="45"/>
-    <w:bookmarkStart w:id="46" w:name="X220ad974efd88a71112a88eef6515864951f234"/>
+    <w:bookmarkStart w:id="46" w:name="Xdfc61f22752dd576c3b52ddda59ce278ba648bd"/>
     <w:p>
       <w:pPr>
         <w:pStyle w:val="Heading2"/>
       </w:pPr>
       <w:r>
-        <w:t xml:space="preserve">6.3 Ce que la cible française peut apporter à l’écosystème</w:t>
+        <w:t xml:space="preserve">6.3 Ce que la cible nationale peut apporter à l’écosystème</w:t>
       </w:r>
     </w:p>
     <w:p>
@@ -8997,7 +8997,7 @@
         </w:numPr>
       </w:pPr>
       <w:r>
-        <w:t xml:space="preserve">Souveraineté française.</w:t>
+        <w:t xml:space="preserve">Souveraineté nationale.</w:t>
       </w:r>
     </w:p>
     <w:p>
@@ -9485,7 +9485,7 @@
         <w:pStyle w:val="FirstParagraph"/>
       </w:pPr>
       <w:r>
-        <w:t xml:space="preserve">La cible française a une</w:t>
+        <w:t xml:space="preserve">La cible nationale a une</w:t>
       </w:r>
       <w:r>
         <w:t xml:space="preserve"> </w:t>
